--- a/assets/hw/tmpr8vmm5_tran-linh-giang---25041612---cns4.docx
+++ b/assets/hw/tmpr8vmm5_tran-linh-giang---25041612---cns4.docx
@@ -1,6 +1,6 @@
 
 <file path=word/document.xml><?xml version="1.0" encoding="utf-8"?>
-<w:document xmlns:wpc="http://schemas.microsoft.com/office/word/2010/wordprocessingCanvas" xmlns:mc="http://schemas.openxmlformats.org/markup-compatibility/2006" xmlns:o="urn:schemas-microsoft-com:office:office" xmlns:r="http://schemas.openxmlformats.org/officeDocument/2006/relationships" xmlns:m="http://schemas.openxmlformats.org/officeDocument/2006/math" xmlns:v="urn:schemas-microsoft-com:vml" xmlns:wp14="http://schemas.microsoft.com/office/word/2010/wordprocessingDrawing" xmlns:wp="http://schemas.openxmlformats.org/drawingml/2006/wordprocessingDrawing" xmlns:w="http://schemas.openxmlformats.org/wordprocessingml/2006/main" xmlns:w14="http://schemas.microsoft.com/office/word/2010/wordml" xmlns:w10="urn:schemas-microsoft-com:office:word" xmlns:w15="http://schemas.microsoft.com/office/word/2012/wordml" xmlns:wpg="http://schemas.microsoft.com/office/word/2010/wordprocessingGroup" xmlns:wpi="http://schemas.microsoft.com/office/word/2010/wordprocessingInk" xmlns:wne="http://schemas.microsoft.com/office/word/2006/wordml" xmlns:wps="http://schemas.microsoft.com/office/word/2010/wordprocessingShape" xmlns:wpsCustomData="http://www.wps.cn/officeDocument/2013/wpsCustomData" mc:Ignorable="w14 w15 wp14">
+<w:document xmlns:wpc="http://schemas.microsoft.com/office/word/2010/wordprocessingCanvas" xmlns:cx="http://schemas.microsoft.com/office/drawing/2014/chartex" xmlns:cx1="http://schemas.microsoft.com/office/drawing/2015/9/8/chartex" xmlns:cx2="http://schemas.microsoft.com/office/drawing/2015/10/21/chartex" xmlns:cx3="http://schemas.microsoft.com/office/drawing/2016/5/9/chartex" xmlns:cx4="http://schemas.microsoft.com/office/drawing/2016/5/10/chartex" xmlns:cx5="http://schemas.microsoft.com/office/drawing/2016/5/11/chartex" xmlns:cx6="http://schemas.microsoft.com/office/drawing/2016/5/12/chartex" xmlns:cx7="http://schemas.microsoft.com/office/drawing/2016/5/13/chartex" xmlns:cx8="http://schemas.microsoft.com/office/drawing/2016/5/14/chartex" xmlns:mc="http://schemas.openxmlformats.org/markup-compatibility/2006" xmlns:o="urn:schemas-microsoft-com:office:office" xmlns:r="http://schemas.openxmlformats.org/officeDocument/2006/relationships" xmlns:m="http://schemas.openxmlformats.org/officeDocument/2006/math" xmlns:v="urn:schemas-microsoft-com:vml" xmlns:wp14="http://schemas.microsoft.com/office/word/2010/wordprocessingDrawing" xmlns:wp="http://schemas.openxmlformats.org/drawingml/2006/wordprocessingDrawing" xmlns:w="http://schemas.openxmlformats.org/wordprocessingml/2006/main" xmlns:w14="http://schemas.microsoft.com/office/word/2010/wordml" xmlns:w10="urn:schemas-microsoft-com:office:word" xmlns:w15="http://schemas.microsoft.com/office/word/2012/wordml" xmlns:wpg="http://schemas.microsoft.com/office/word/2010/wordprocessingGroup" xmlns:wpi="http://schemas.microsoft.com/office/word/2010/wordprocessingInk" xmlns:wne="http://schemas.microsoft.com/office/word/2006/wordml" xmlns:wps="http://schemas.microsoft.com/office/word/2010/wordprocessingShape" xmlns:wpsCustomData="http://www.wps.cn/officeDocument/2013/wpsCustomData" mc:Ignorable="w14 w15 wp14">
   <w:body>
     <w:p>
       <w:pPr>
@@ -57,17 +57,17 @@
           <w:rFonts w:hint="default" w:ascii="Times New Roman" w:hAnsi="Times New Roman" w:cs="Times New Roman"/>
           <w:b/>
           <w:bCs/>
-          <w:sz w:val="32"/>
-          <w:szCs w:val="32"/>
-        </w:rPr>
-      </w:pPr>
-      <w:r>
-        <w:rPr>
-          <w:rFonts w:hint="default" w:ascii="Times New Roman" w:hAnsi="Times New Roman" w:cs="Times New Roman"/>
-          <w:b/>
-          <w:bCs/>
-          <w:sz w:val="32"/>
-          <w:szCs w:val="32"/>
+          <w:sz w:val="26"/>
+          <w:szCs w:val="26"/>
+        </w:rPr>
+      </w:pPr>
+      <w:r>
+        <w:rPr>
+          <w:rFonts w:hint="default" w:ascii="Times New Roman" w:hAnsi="Times New Roman" w:cs="Times New Roman"/>
+          <w:b/>
+          <w:bCs/>
+          <w:sz w:val="26"/>
+          <w:szCs w:val="26"/>
         </w:rPr>
         <w:t>BÁO CÁO CÁ NHÂN</w:t>
       </w:r>
@@ -117,37 +117,219 @@
     </w:p>
     <w:p>
       <w:pPr>
+        <w:pStyle w:val="14"/>
+        <w:keepNext w:val="0"/>
+        <w:keepLines w:val="0"/>
+        <w:widowControl/>
+        <w:suppressLineNumbers w:val="0"/>
+        <w:rPr>
+          <w:rFonts w:hint="default" w:ascii="Times New Roman" w:hAnsi="Times New Roman" w:cs="Times New Roman"/>
+          <w:sz w:val="26"/>
+          <w:szCs w:val="26"/>
+        </w:rPr>
+      </w:pPr>
+      <w:r>
+        <w:rPr>
+          <w:rFonts w:hint="default" w:ascii="Times New Roman" w:hAnsi="Times New Roman" w:cs="Times New Roman"/>
+          <w:sz w:val="26"/>
+          <w:szCs w:val="26"/>
+        </w:rPr>
+        <w:t>Trong bối cảnh giáo dục ngôn ngữ và công nghệ giáo dục (EdTech) ngày càng phát triển, việc ứng dụng các công cụ hợp tác trực tuyến không chỉ đơn thuần là để liên lạc mà đã trở thành nền tảng cốt lõi để xây dựng, thẩm định và quản lý hệ thống học liệu. Trong học phần này, tôi đã tham gia vào một dự án nhóm nhỏ kéo dài 1 tuần. Dự án đặt ra mục tiêu thiết kế trọn bộ giáo án chuẩn đầu ra A2-B1 với chủ đề "Tiếng Anh giao tiếp cho người đi làm". Thông qua dự án này, tôi không chỉ muốn hoàn thiện sản phẩm học thuật chung có tính ứng dụng cao, mà còn rèn luyện cách phối hợp làm việc nhóm từ xa, phân quyền xử lý tài liệu và thể hiện rõ nét dấu ấn cá nhân trong quá trình phát triển chương trình giảng dạy (Curriculum Development).</w:t>
+      </w:r>
+    </w:p>
+    <w:p>
+      <w:pPr>
+        <w:pStyle w:val="14"/>
+        <w:keepNext w:val="0"/>
+        <w:keepLines w:val="0"/>
+        <w:widowControl/>
+        <w:suppressLineNumbers w:val="0"/>
+        <w:rPr>
+          <w:rFonts w:hint="default" w:ascii="Times New Roman" w:hAnsi="Times New Roman" w:cs="Times New Roman"/>
+          <w:sz w:val="26"/>
+          <w:szCs w:val="26"/>
+        </w:rPr>
+      </w:pPr>
+      <w:r>
+        <w:rPr>
+          <w:rFonts w:hint="default" w:ascii="Times New Roman" w:hAnsi="Times New Roman" w:cs="Times New Roman"/>
+          <w:sz w:val="26"/>
+          <w:szCs w:val="26"/>
+        </w:rPr>
+        <w:t>Các công cụ tôi đã tích hợp và sử dụng gồm:</w:t>
+      </w:r>
+    </w:p>
+    <w:p>
+      <w:pPr>
+        <w:pStyle w:val="14"/>
+        <w:keepNext w:val="0"/>
+        <w:keepLines w:val="0"/>
+        <w:widowControl/>
+        <w:suppressLineNumbers w:val="0"/>
+        <w:ind w:left="720"/>
+        <w:rPr>
+          <w:rFonts w:hint="default" w:ascii="Times New Roman" w:hAnsi="Times New Roman" w:cs="Times New Roman"/>
+          <w:sz w:val="26"/>
+          <w:szCs w:val="26"/>
+        </w:rPr>
+      </w:pPr>
+      <w:r>
+        <w:rPr>
+          <w:rFonts w:hint="default" w:ascii="Times New Roman" w:hAnsi="Times New Roman" w:cs="Times New Roman"/>
+          <w:b/>
+          <w:bCs/>
+          <w:sz w:val="26"/>
+          <w:szCs w:val="26"/>
+        </w:rPr>
+        <w:t>Trello</w:t>
+      </w:r>
+      <w:r>
+        <w:rPr>
+          <w:rFonts w:hint="default" w:ascii="Times New Roman" w:hAnsi="Times New Roman" w:cs="Times New Roman"/>
+          <w:sz w:val="26"/>
+          <w:szCs w:val="26"/>
+        </w:rPr>
+        <w:t xml:space="preserve"> (quản lý dự án, theo dõi tiến độ và phân chia nhiệm vụ phát triển giáo án)</w:t>
+      </w:r>
+    </w:p>
+    <w:p>
+      <w:pPr>
+        <w:pStyle w:val="14"/>
+        <w:keepNext w:val="0"/>
+        <w:keepLines w:val="0"/>
+        <w:widowControl/>
+        <w:suppressLineNumbers w:val="0"/>
+        <w:ind w:left="720"/>
+        <w:rPr>
+          <w:rFonts w:hint="default" w:ascii="Times New Roman" w:hAnsi="Times New Roman" w:cs="Times New Roman"/>
+          <w:sz w:val="26"/>
+          <w:szCs w:val="26"/>
+        </w:rPr>
+      </w:pPr>
+      <w:r>
+        <w:rPr>
+          <w:rFonts w:hint="default" w:ascii="Times New Roman" w:hAnsi="Times New Roman" w:cs="Times New Roman"/>
+          <w:b/>
+          <w:bCs/>
+          <w:sz w:val="26"/>
+          <w:szCs w:val="26"/>
+        </w:rPr>
+        <w:t>Google Drive</w:t>
+      </w:r>
+      <w:r>
+        <w:rPr>
+          <w:rFonts w:hint="default" w:ascii="Times New Roman" w:hAnsi="Times New Roman" w:cs="Times New Roman"/>
+          <w:sz w:val="26"/>
+          <w:szCs w:val="26"/>
+        </w:rPr>
+        <w:t xml:space="preserve"> (lưu trữ học liệu, quản lý và phân loại các file âm thanh, tài liệu lý thuyết)</w:t>
+      </w:r>
+    </w:p>
+    <w:p>
+      <w:pPr>
+        <w:pStyle w:val="14"/>
+        <w:keepNext w:val="0"/>
+        <w:keepLines w:val="0"/>
+        <w:widowControl/>
+        <w:suppressLineNumbers w:val="0"/>
+        <w:ind w:left="720"/>
+        <w:rPr>
+          <w:rFonts w:hint="default" w:ascii="Times New Roman" w:hAnsi="Times New Roman" w:cs="Times New Roman"/>
+          <w:sz w:val="26"/>
+          <w:szCs w:val="26"/>
+        </w:rPr>
+      </w:pPr>
+      <w:r>
+        <w:rPr>
+          <w:rFonts w:hint="default" w:ascii="Times New Roman" w:hAnsi="Times New Roman" w:cs="Times New Roman"/>
+          <w:b/>
+          <w:bCs/>
+          <w:sz w:val="26"/>
+          <w:szCs w:val="26"/>
+        </w:rPr>
+        <w:t>Discord</w:t>
+      </w:r>
+      <w:r>
+        <w:rPr>
+          <w:rFonts w:hint="default" w:ascii="Times New Roman" w:hAnsi="Times New Roman" w:cs="Times New Roman"/>
+          <w:sz w:val="26"/>
+          <w:szCs w:val="26"/>
+        </w:rPr>
+        <w:t xml:space="preserve"> (giao tiếp nội bộ, trao đổi chuyên môn tức thời và thảo luận nội dung)</w:t>
+      </w:r>
+    </w:p>
+    <w:p>
+      <w:pPr>
+        <w:rPr>
+          <w:rFonts w:hint="default" w:ascii="Times New Roman" w:hAnsi="Times New Roman" w:cs="Times New Roman"/>
+          <w:b/>
+          <w:bCs/>
+          <w:sz w:val="26"/>
+          <w:szCs w:val="26"/>
+        </w:rPr>
+      </w:pPr>
+      <w:r>
+        <w:rPr>
+          <w:rFonts w:hint="default" w:ascii="Times New Roman" w:hAnsi="Times New Roman" w:cs="Times New Roman"/>
+          <w:b/>
+          <w:bCs/>
+          <w:sz w:val="26"/>
+          <w:szCs w:val="26"/>
+        </w:rPr>
+        <w:t>II. Mô tả các công cụ đã sử dụng</w:t>
+      </w:r>
+    </w:p>
+    <w:p>
+      <w:pPr>
+        <w:rPr>
+          <w:rFonts w:hint="default" w:ascii="Times New Roman" w:hAnsi="Times New Roman" w:cs="Times New Roman"/>
+          <w:b/>
+          <w:bCs/>
+          <w:sz w:val="26"/>
+          <w:szCs w:val="26"/>
+          <w:lang w:val="en-US"/>
+        </w:rPr>
+      </w:pPr>
+      <w:r>
+        <w:rPr>
+          <w:rFonts w:hint="default" w:ascii="Times New Roman" w:hAnsi="Times New Roman" w:cs="Times New Roman"/>
+          <w:b/>
+          <w:bCs/>
+          <w:sz w:val="26"/>
+          <w:szCs w:val="26"/>
+        </w:rPr>
+        <w:t>1. Công cụ quản lý dự án –</w:t>
+      </w:r>
+      <w:r>
+        <w:rPr>
+          <w:rFonts w:hint="default" w:ascii="Times New Roman" w:hAnsi="Times New Roman" w:cs="Times New Roman"/>
+          <w:b/>
+          <w:bCs/>
+          <w:sz w:val="26"/>
+          <w:szCs w:val="26"/>
+          <w:lang w:val="en-US"/>
+        </w:rPr>
+        <w:t xml:space="preserve"> Trello</w:t>
+      </w:r>
+    </w:p>
+    <w:p>
+      <w:pPr>
         <w:ind w:firstLine="720" w:firstLineChars="0"/>
         <w:rPr>
           <w:rFonts w:hint="default" w:ascii="Times New Roman" w:hAnsi="Times New Roman" w:cs="Times New Roman"/>
           <w:sz w:val="26"/>
           <w:szCs w:val="26"/>
-        </w:rPr>
-      </w:pPr>
-      <w:r>
-        <w:rPr>
-          <w:rFonts w:hint="default" w:ascii="Times New Roman" w:hAnsi="Times New Roman" w:cs="Times New Roman"/>
-          <w:sz w:val="26"/>
-          <w:szCs w:val="26"/>
-        </w:rPr>
-        <w:t xml:space="preserve">Trong bối cảnh giáo dục ngôn ngữ và công nghệ giáo dục (EdTech) ngày càng phát triển, việc ứng dụng các công cụ hợp tác trực tuyến không chỉ đơn thuần là để liên lạc mà đã trở thành nền tảng cốt lõi để xây dựng, thẩm định và quản lý hệ thống học liệu. Trong học phần này, tôi đã tham gia vào một dự án nhóm </w:t>
-      </w:r>
-      <w:r>
-        <w:rPr>
-          <w:rFonts w:hint="default" w:ascii="Times New Roman" w:hAnsi="Times New Roman" w:cs="Times New Roman"/>
-          <w:sz w:val="26"/>
-          <w:szCs w:val="26"/>
-          <w:lang w:val="en-US"/>
-        </w:rPr>
-        <w:t>nhỏ</w:t>
-      </w:r>
-      <w:r>
-        <w:rPr>
-          <w:rFonts w:hint="default" w:ascii="Times New Roman" w:hAnsi="Times New Roman" w:cs="Times New Roman"/>
-          <w:sz w:val="26"/>
-          <w:szCs w:val="26"/>
-        </w:rPr>
-        <w:t xml:space="preserve"> kéo dài 1 tuần. Dự án đặt ra mục tiêu thiết kế trọn bộ giáo án chuẩn đầu ra A2-B1 với chủ đề "Tiếng Anh giao tiếp cho người đi làm". Thông qua dự án này, tôi không chỉ muốn hoàn thiện sản phẩm học thuật chung có tính ứng dụng cao, mà còn rèn luyện cách phối hợp làm việc nhóm từ xa, phân quyền xử lý tài liệu và thể hiện rõ nét dấu ấn cá nhân trong quá trình phát triển chương trình giảng dạy (Curriculum Development).</w:t>
+          <w:lang w:val="en-US"/>
+        </w:rPr>
+      </w:pPr>
+      <w:r>
+        <w:rPr>
+          <w:rFonts w:hint="default" w:ascii="Times New Roman" w:hAnsi="Times New Roman" w:cs="Times New Roman"/>
+          <w:sz w:val="26"/>
+          <w:szCs w:val="26"/>
+          <w:lang w:val="en-US"/>
+        </w:rPr>
+        <w:t>Nhóm quyết định dùng Trello để số hóa quy trình thiết kế bài giảng với tính năng bảng kẹp (Kanban board) trực quan và phân công thẻ công việc (card) chi tiết. Bảng tiến độ được chia thành các danh sách theo quy trình chuyên môn: "Lên ý tưởng", "Đang soạn thảo", và "Kiểm duyệt chéo". Trên bảng Trello của nhóm, tôi được phân công và trực tiếp theo dõi các nhiệm vụ chuyên môn cốt lõi:</w:t>
       </w:r>
     </w:p>
     <w:p>
@@ -164,23 +346,6 @@
           <w:rFonts w:hint="default" w:ascii="Times New Roman" w:hAnsi="Times New Roman" w:cs="Times New Roman"/>
           <w:sz w:val="26"/>
           <w:szCs w:val="26"/>
-        </w:rPr>
-        <w:t>Các công cụ tôi đã tích hợp và sử dụng gồm:</w:t>
-      </w:r>
-    </w:p>
-    <w:p>
-      <w:pPr>
-        <w:rPr>
-          <w:rFonts w:hint="default" w:ascii="Times New Roman" w:hAnsi="Times New Roman" w:cs="Times New Roman"/>
-          <w:sz w:val="26"/>
-          <w:szCs w:val="26"/>
-        </w:rPr>
-      </w:pPr>
-      <w:r>
-        <w:rPr>
-          <w:rFonts w:hint="default" w:ascii="Times New Roman" w:hAnsi="Times New Roman" w:cs="Times New Roman"/>
-          <w:sz w:val="26"/>
-          <w:szCs w:val="26"/>
           <w:lang w:val="en-US"/>
         </w:rPr>
         <w:t>-</w:t>
@@ -188,24 +353,15 @@
       <w:r>
         <w:rPr>
           <w:rFonts w:hint="default" w:ascii="Times New Roman" w:hAnsi="Times New Roman" w:cs="Times New Roman"/>
-          <w:b/>
-          <w:bCs/>
-          <w:sz w:val="26"/>
-          <w:szCs w:val="26"/>
-        </w:rPr>
-        <w:t>Asana</w:t>
-      </w:r>
-      <w:r>
-        <w:rPr>
-          <w:rFonts w:hint="default" w:ascii="Times New Roman" w:hAnsi="Times New Roman" w:cs="Times New Roman"/>
-          <w:sz w:val="26"/>
-          <w:szCs w:val="26"/>
-        </w:rPr>
-        <w:t xml:space="preserve"> (quản lý dự án, theo dõi tiến độ phát triển giáo án)</w:t>
-      </w:r>
-    </w:p>
-    <w:p>
-      <w:pPr>
+          <w:sz w:val="26"/>
+          <w:szCs w:val="26"/>
+        </w:rPr>
+        <w:t>Nghiên cứu và trích xuất tài liệu Reading &amp; Listening (từ các nguồn báo kinh tế và hội thoại công sở thực tế).</w:t>
+      </w:r>
+    </w:p>
+    <w:p>
+      <w:pPr>
+        <w:ind w:firstLine="720" w:firstLineChars="0"/>
         <w:rPr>
           <w:rFonts w:hint="default" w:ascii="Times New Roman" w:hAnsi="Times New Roman" w:cs="Times New Roman"/>
           <w:sz w:val="26"/>
@@ -224,98 +380,42 @@
       <w:r>
         <w:rPr>
           <w:rFonts w:hint="default" w:ascii="Times New Roman" w:hAnsi="Times New Roman" w:cs="Times New Roman"/>
-          <w:b/>
-          <w:bCs/>
-          <w:sz w:val="26"/>
-          <w:szCs w:val="26"/>
-        </w:rPr>
-        <w:t>Google Drive</w:t>
-      </w:r>
-      <w:r>
-        <w:rPr>
-          <w:rFonts w:hint="default" w:ascii="Times New Roman" w:hAnsi="Times New Roman" w:cs="Times New Roman"/>
-          <w:sz w:val="26"/>
-          <w:szCs w:val="26"/>
-        </w:rPr>
-        <w:t xml:space="preserve"> (lưu trữ học liệu, quản lý phân quyền file âm thanh/hình ảnh)</w:t>
-      </w:r>
-    </w:p>
-    <w:p>
-      <w:pPr>
-        <w:rPr>
-          <w:rFonts w:hint="default" w:ascii="Times New Roman" w:hAnsi="Times New Roman" w:cs="Times New Roman"/>
-          <w:sz w:val="26"/>
-          <w:szCs w:val="26"/>
-        </w:rPr>
-      </w:pPr>
-      <w:r>
-        <w:rPr>
-          <w:rFonts w:hint="default" w:ascii="Times New Roman" w:hAnsi="Times New Roman" w:cs="Times New Roman"/>
-          <w:sz w:val="26"/>
-          <w:szCs w:val="26"/>
-          <w:lang w:val="en-US"/>
-        </w:rPr>
-        <w:t>-</w:t>
-      </w:r>
-      <w:r>
-        <w:rPr>
-          <w:rFonts w:hint="default" w:ascii="Times New Roman" w:hAnsi="Times New Roman" w:cs="Times New Roman"/>
-          <w:b/>
-          <w:bCs/>
-          <w:sz w:val="26"/>
-          <w:szCs w:val="26"/>
-        </w:rPr>
-        <w:t xml:space="preserve">Slack </w:t>
-      </w:r>
-      <w:r>
-        <w:rPr>
-          <w:rFonts w:hint="default" w:ascii="Times New Roman" w:hAnsi="Times New Roman" w:cs="Times New Roman"/>
-          <w:sz w:val="26"/>
-          <w:szCs w:val="26"/>
-        </w:rPr>
-        <w:t>(giao tiếp nội bộ, trao đổi chuyên môn tức thời)</w:t>
-      </w:r>
-    </w:p>
-    <w:p>
-      <w:pPr>
-        <w:rPr>
-          <w:rFonts w:hint="default" w:ascii="Times New Roman" w:hAnsi="Times New Roman" w:cs="Times New Roman"/>
-          <w:b/>
-          <w:bCs/>
-          <w:sz w:val="26"/>
-          <w:szCs w:val="26"/>
-        </w:rPr>
-      </w:pPr>
-      <w:r>
-        <w:rPr>
-          <w:rFonts w:hint="default" w:ascii="Times New Roman" w:hAnsi="Times New Roman" w:cs="Times New Roman"/>
-          <w:b/>
-          <w:bCs/>
-          <w:sz w:val="26"/>
-          <w:szCs w:val="26"/>
-        </w:rPr>
-        <w:t>II. Mô tả các công cụ đã sử dụng</w:t>
-      </w:r>
-    </w:p>
-    <w:p>
-      <w:pPr>
-        <w:rPr>
-          <w:rFonts w:hint="default" w:ascii="Times New Roman" w:hAnsi="Times New Roman" w:cs="Times New Roman"/>
-          <w:b/>
-          <w:bCs/>
-          <w:sz w:val="26"/>
-          <w:szCs w:val="26"/>
-        </w:rPr>
-      </w:pPr>
-      <w:r>
-        <w:rPr>
-          <w:rFonts w:hint="default" w:ascii="Times New Roman" w:hAnsi="Times New Roman" w:cs="Times New Roman"/>
-          <w:b/>
-          <w:bCs/>
-          <w:sz w:val="26"/>
-          <w:szCs w:val="26"/>
-        </w:rPr>
-        <w:t>1. Công cụ quản lý dự án – Asana</w:t>
+          <w:sz w:val="26"/>
+          <w:szCs w:val="26"/>
+        </w:rPr>
+        <w:t xml:space="preserve"> Soạn thảo chi tiết phần Ngữ pháp (Grammar) cho Unit 1-3, tập trung vào cấu trúc viết email và thuyết trình.</w:t>
+      </w:r>
+    </w:p>
+    <w:p>
+      <w:pPr>
+        <w:rPr>
+          <w:rFonts w:hint="default" w:ascii="Times New Roman" w:hAnsi="Times New Roman" w:cs="Times New Roman"/>
+          <w:b/>
+          <w:bCs/>
+          <w:sz w:val="26"/>
+          <w:szCs w:val="26"/>
+        </w:rPr>
+      </w:pPr>
+      <w:r>
+        <w:rPr>
+          <w:rFonts w:hint="default" w:ascii="Times New Roman" w:hAnsi="Times New Roman" w:cs="Times New Roman"/>
+          <w:b/>
+          <w:bCs/>
+          <w:sz w:val="26"/>
+          <w:szCs w:val="26"/>
+          <w:lang w:val="en-US"/>
+        </w:rPr>
+        <w:t>2</w:t>
+      </w:r>
+      <w:r>
+        <w:rPr>
+          <w:rFonts w:hint="default" w:ascii="Times New Roman" w:hAnsi="Times New Roman" w:cs="Times New Roman"/>
+          <w:b/>
+          <w:bCs/>
+          <w:sz w:val="26"/>
+          <w:szCs w:val="26"/>
+        </w:rPr>
+        <w:t>. Công cụ lưu trữ – Google Drive</w:t>
       </w:r>
     </w:p>
     <w:p>
@@ -332,34 +432,8 @@
           <w:rFonts w:hint="default" w:ascii="Times New Roman" w:hAnsi="Times New Roman" w:cs="Times New Roman"/>
           <w:sz w:val="26"/>
           <w:szCs w:val="26"/>
-          <w:lang w:val="en-US"/>
-        </w:rPr>
-        <w:t>N</w:t>
-      </w:r>
-      <w:r>
-        <w:rPr>
-          <w:rFonts w:hint="default" w:ascii="Times New Roman" w:hAnsi="Times New Roman" w:cs="Times New Roman"/>
-          <w:sz w:val="26"/>
-          <w:szCs w:val="26"/>
-        </w:rPr>
-        <w:t xml:space="preserve">hóm quyết định dùng Asana để số hóa quy trình thiết kế bài giảng với tính năng phân cấp công việc chi tiết. Bảng tiến độ được chia thành các cột quy trình chuyên môn: "Lên ý tưởng (Brainstorming)", "Đang soạn thảo (Drafting)", "Kiểm duyệt chéo (Peer-Review)", và "Hoàn thiện (Done)". Tôi được trưởng nhóm phân công trực tiếp </w:t>
-      </w:r>
-      <w:r>
-        <w:rPr>
-          <w:rFonts w:hint="default" w:ascii="Times New Roman" w:hAnsi="Times New Roman" w:cs="Times New Roman"/>
-          <w:sz w:val="26"/>
-          <w:szCs w:val="26"/>
-          <w:lang w:val="en-US"/>
-        </w:rPr>
-        <w:t>2</w:t>
-      </w:r>
-      <w:r>
-        <w:rPr>
-          <w:rFonts w:hint="default" w:ascii="Times New Roman" w:hAnsi="Times New Roman" w:cs="Times New Roman"/>
-          <w:sz w:val="26"/>
-          <w:szCs w:val="26"/>
-        </w:rPr>
-        <w:t xml:space="preserve"> nhiệm vụ chuyên môn cốt lõi:</w:t>
+        </w:rPr>
+        <w:t>Khối lượng lớn các học liệu ngoại ngữ (đặc biệt là các file đa phương tiện) được quản lý tập trung trên Google Drive với cấu trúc phân tầng và phân quyền truy cập cực kỳ nghiêm ngặt:</w:t>
       </w:r>
     </w:p>
     <w:p>
@@ -378,15 +452,15 @@
           <w:szCs w:val="26"/>
           <w:lang w:val="en-US"/>
         </w:rPr>
-        <w:t>-</w:t>
-      </w:r>
-      <w:r>
-        <w:rPr>
-          <w:rFonts w:hint="default" w:ascii="Times New Roman" w:hAnsi="Times New Roman" w:cs="Times New Roman"/>
-          <w:sz w:val="26"/>
-          <w:szCs w:val="26"/>
-        </w:rPr>
-        <w:t>Nghiên cứu và trích xuất tài liệu Reading &amp; Listening (từ các nguồn báo kinh tế và hội thoại công sở thực tế).</w:t>
+        <w:t>-Lý thuyết</w:t>
+      </w:r>
+      <w:r>
+        <w:rPr>
+          <w:rFonts w:hint="default" w:ascii="Times New Roman" w:hAnsi="Times New Roman" w:cs="Times New Roman"/>
+          <w:sz w:val="26"/>
+          <w:szCs w:val="26"/>
+        </w:rPr>
+        <w:t xml:space="preserve"> (Định dạng Docs/PDF)</w:t>
       </w:r>
     </w:p>
     <w:p>
@@ -405,47 +479,59 @@
           <w:szCs w:val="26"/>
           <w:lang w:val="en-US"/>
         </w:rPr>
-        <w:t>-</w:t>
-      </w:r>
-      <w:r>
-        <w:rPr>
-          <w:rFonts w:hint="default" w:ascii="Times New Roman" w:hAnsi="Times New Roman" w:cs="Times New Roman"/>
-          <w:sz w:val="26"/>
-          <w:szCs w:val="26"/>
-        </w:rPr>
-        <w:t xml:space="preserve"> Soạn thảo chi tiết phần Ngữ pháp (Grammar) cho Unit 1-3, tập trung vào cấu trúc viết email và thuyết trình.</w:t>
-      </w:r>
-    </w:p>
-    <w:p>
-      <w:pPr>
-        <w:rPr>
-          <w:rFonts w:hint="default" w:ascii="Times New Roman" w:hAnsi="Times New Roman" w:cs="Times New Roman"/>
-          <w:b/>
-          <w:bCs/>
-          <w:sz w:val="26"/>
-          <w:szCs w:val="26"/>
-        </w:rPr>
-      </w:pPr>
-      <w:r>
-        <w:rPr>
-          <w:rFonts w:hint="default" w:ascii="Times New Roman" w:hAnsi="Times New Roman" w:cs="Times New Roman"/>
-          <w:b/>
-          <w:bCs/>
-          <w:sz w:val="26"/>
-          <w:szCs w:val="26"/>
-          <w:lang w:val="en-US"/>
-        </w:rPr>
-        <w:t>2</w:t>
-      </w:r>
-      <w:r>
-        <w:rPr>
-          <w:rFonts w:hint="default" w:ascii="Times New Roman" w:hAnsi="Times New Roman" w:cs="Times New Roman"/>
-          <w:b/>
-          <w:bCs/>
-          <w:sz w:val="26"/>
-          <w:szCs w:val="26"/>
-        </w:rPr>
-        <w:t>. Công cụ lưu trữ – Google Drive</w:t>
+        <w:t>-File nghe</w:t>
+      </w:r>
+      <w:r>
+        <w:rPr>
+          <w:rFonts w:hint="default" w:ascii="Times New Roman" w:hAnsi="Times New Roman" w:cs="Times New Roman"/>
+          <w:sz w:val="26"/>
+          <w:szCs w:val="26"/>
+        </w:rPr>
+        <w:t xml:space="preserve"> (File âm thanh MP3/Video MP4 hội thoại)</w:t>
+      </w:r>
+    </w:p>
+    <w:p>
+      <w:pPr>
+        <w:rPr>
+          <w:rFonts w:hint="default" w:ascii="Times New Roman" w:hAnsi="Times New Roman" w:cs="Times New Roman"/>
+          <w:b/>
+          <w:bCs/>
+          <w:sz w:val="26"/>
+          <w:szCs w:val="26"/>
+          <w:lang w:val="en-US"/>
+        </w:rPr>
+      </w:pPr>
+      <w:r>
+        <w:rPr>
+          <w:rFonts w:hint="default" w:ascii="Times New Roman" w:hAnsi="Times New Roman" w:cs="Times New Roman"/>
+          <w:b/>
+          <w:bCs/>
+          <w:sz w:val="26"/>
+          <w:szCs w:val="26"/>
+          <w:lang w:val="en-US"/>
+        </w:rPr>
+        <w:t>3</w:t>
+      </w:r>
+      <w:r>
+        <w:rPr>
+          <w:rFonts w:hint="default" w:ascii="Times New Roman" w:hAnsi="Times New Roman" w:cs="Times New Roman"/>
+          <w:b/>
+          <w:bCs/>
+          <w:sz w:val="26"/>
+          <w:szCs w:val="26"/>
+        </w:rPr>
+        <w:t xml:space="preserve">. Công cụ giao tiếp – </w:t>
+      </w:r>
+      <w:r>
+        <w:rPr>
+          <w:rFonts w:hint="default" w:ascii="Times New Roman" w:hAnsi="Times New Roman" w:cs="Times New Roman"/>
+          <w:b/>
+          <w:bCs/>
+          <w:sz w:val="26"/>
+          <w:szCs w:val="26"/>
+          <w:lang w:val="en-US"/>
+        </w:rPr>
+        <w:t>Discord</w:t>
       </w:r>
     </w:p>
     <w:p>
@@ -453,17 +539,42 @@
         <w:ind w:firstLine="720" w:firstLineChars="0"/>
         <w:rPr>
           <w:rFonts w:hint="default" w:ascii="Times New Roman" w:hAnsi="Times New Roman" w:cs="Times New Roman"/>
-          <w:sz w:val="26"/>
-          <w:szCs w:val="26"/>
-        </w:rPr>
-      </w:pPr>
-      <w:r>
-        <w:rPr>
-          <w:rFonts w:hint="default" w:ascii="Times New Roman" w:hAnsi="Times New Roman" w:cs="Times New Roman"/>
-          <w:sz w:val="26"/>
-          <w:szCs w:val="26"/>
-        </w:rPr>
-        <w:t>Khối lượng lớn các học liệu ngoại ngữ (đặc biệt là các file đa phương tiện) được quản lý tập trung trên Google Drive với cấu trúc phân tầng và phân quyền truy cập cực kỳ nghiêm ngặt:</w:t>
+          <w:b w:val="0"/>
+          <w:bCs w:val="0"/>
+          <w:sz w:val="26"/>
+          <w:szCs w:val="26"/>
+        </w:rPr>
+      </w:pPr>
+      <w:r>
+        <w:rPr>
+          <w:rFonts w:hint="default" w:ascii="Times New Roman" w:hAnsi="Times New Roman" w:cs="Times New Roman"/>
+          <w:b w:val="0"/>
+          <w:bCs w:val="0"/>
+          <w:sz w:val="26"/>
+          <w:szCs w:val="26"/>
+        </w:rPr>
+        <w:t>Để tránh trôi tin nhắn như các ứng dụng chat thông thường và tạo không gian làm việc tương tác cao, nhóm thiết lập máy chủ (server) Discord "Eteaching" với các kênh văn bản (text channels) được phân chia bài bản theo từng chủ điểm học thuật: #chung, #teachingproject, #trợ-giúp-làm-bài-tập-về-nhà, #từ-vựng, #ngữ-pháp, #tài-liệu-nghe, cùng các kênh thoại (voice channels) như Phòng Chờ, Phòng Học 1, Phòng Học 2.</w:t>
+      </w:r>
+    </w:p>
+    <w:p>
+      <w:pPr>
+        <w:rPr>
+          <w:rFonts w:hint="default" w:ascii="Times New Roman" w:hAnsi="Times New Roman" w:cs="Times New Roman"/>
+          <w:b/>
+          <w:bCs/>
+          <w:sz w:val="26"/>
+          <w:szCs w:val="26"/>
+        </w:rPr>
+      </w:pPr>
+      <w:r>
+        <w:rPr>
+          <w:rFonts w:hint="default" w:ascii="Times New Roman" w:hAnsi="Times New Roman" w:cs="Times New Roman"/>
+          <w:b/>
+          <w:bCs/>
+          <w:sz w:val="26"/>
+          <w:szCs w:val="26"/>
+        </w:rPr>
+        <w:t>III. Vai trò và đóng góp cá nhân</w:t>
       </w:r>
     </w:p>
     <w:p>
@@ -482,15 +593,15 @@
           <w:szCs w:val="26"/>
           <w:lang w:val="en-US"/>
         </w:rPr>
-        <w:t>-Lý thuyết</w:t>
-      </w:r>
-      <w:r>
-        <w:rPr>
-          <w:rFonts w:hint="default" w:ascii="Times New Roman" w:hAnsi="Times New Roman" w:cs="Times New Roman"/>
-          <w:sz w:val="26"/>
-          <w:szCs w:val="26"/>
-        </w:rPr>
-        <w:t xml:space="preserve"> (Định dạng Docs/PDF)</w:t>
+        <w:t>Trong dự án, c</w:t>
+      </w:r>
+      <w:r>
+        <w:rPr>
+          <w:rFonts w:hint="default" w:ascii="Times New Roman" w:hAnsi="Times New Roman" w:cs="Times New Roman"/>
+          <w:sz w:val="26"/>
+          <w:szCs w:val="26"/>
+        </w:rPr>
+        <w:t>ác đóng góp mang tính định lượng và định tính cụ thể của tôi bao gồm:</w:t>
       </w:r>
     </w:p>
     <w:p>
@@ -500,56 +611,34 @@
           <w:rFonts w:hint="default" w:ascii="Times New Roman" w:hAnsi="Times New Roman" w:cs="Times New Roman"/>
           <w:sz w:val="26"/>
           <w:szCs w:val="26"/>
-        </w:rPr>
-      </w:pPr>
-      <w:r>
-        <w:rPr>
-          <w:rFonts w:hint="default" w:ascii="Times New Roman" w:hAnsi="Times New Roman" w:cs="Times New Roman"/>
-          <w:sz w:val="26"/>
-          <w:szCs w:val="26"/>
-          <w:lang w:val="en-US"/>
-        </w:rPr>
-        <w:t>-File nghe</w:t>
-      </w:r>
-      <w:r>
-        <w:rPr>
-          <w:rFonts w:hint="default" w:ascii="Times New Roman" w:hAnsi="Times New Roman" w:cs="Times New Roman"/>
-          <w:sz w:val="26"/>
-          <w:szCs w:val="26"/>
-        </w:rPr>
-        <w:t xml:space="preserve"> (File âm thanh MP3/Video MP4 hội thoại)</w:t>
-      </w:r>
-    </w:p>
-    <w:p>
-      <w:pPr>
-        <w:rPr>
-          <w:rFonts w:hint="default" w:ascii="Times New Roman" w:hAnsi="Times New Roman" w:cs="Times New Roman"/>
-          <w:b/>
-          <w:bCs/>
-          <w:sz w:val="26"/>
-          <w:szCs w:val="26"/>
-        </w:rPr>
-      </w:pPr>
-      <w:r>
-        <w:rPr>
-          <w:rFonts w:hint="default" w:ascii="Times New Roman" w:hAnsi="Times New Roman" w:cs="Times New Roman"/>
-          <w:b/>
-          <w:bCs/>
-          <w:sz w:val="26"/>
-          <w:szCs w:val="26"/>
-          <w:lang w:val="en-US"/>
-        </w:rPr>
-        <w:t>3</w:t>
-      </w:r>
-      <w:r>
-        <w:rPr>
-          <w:rFonts w:hint="default" w:ascii="Times New Roman" w:hAnsi="Times New Roman" w:cs="Times New Roman"/>
-          <w:b/>
-          <w:bCs/>
-          <w:sz w:val="26"/>
-          <w:szCs w:val="26"/>
-        </w:rPr>
-        <w:t>. Công cụ giao tiếp – Slack</w:t>
+          <w:lang w:val="en-US"/>
+        </w:rPr>
+      </w:pPr>
+      <w:r>
+        <w:rPr>
+          <w:rFonts w:hint="default" w:ascii="Times New Roman" w:hAnsi="Times New Roman" w:cs="Times New Roman"/>
+          <w:sz w:val="26"/>
+          <w:szCs w:val="26"/>
+          <w:lang w:val="en-US"/>
+        </w:rPr>
+        <w:t>- H</w:t>
+      </w:r>
+      <w:r>
+        <w:rPr>
+          <w:rFonts w:hint="default" w:ascii="Times New Roman" w:hAnsi="Times New Roman" w:cs="Times New Roman"/>
+          <w:sz w:val="26"/>
+          <w:szCs w:val="26"/>
+        </w:rPr>
+        <w:t xml:space="preserve">oàn thành nhiệm vụ </w:t>
+      </w:r>
+      <w:r>
+        <w:rPr>
+          <w:rFonts w:hint="default" w:ascii="Times New Roman" w:hAnsi="Times New Roman" w:cs="Times New Roman"/>
+          <w:sz w:val="26"/>
+          <w:szCs w:val="26"/>
+          <w:lang w:val="en-US"/>
+        </w:rPr>
+        <w:t>soạn lý thuyết unit 1-3 và sưu tầm, cắt ghép audio Listening của unit 1-3.</w:t>
       </w:r>
     </w:p>
     <w:p>
@@ -567,110 +656,6 @@
           <w:rFonts w:hint="default" w:ascii="Times New Roman" w:hAnsi="Times New Roman" w:cs="Times New Roman"/>
           <w:sz w:val="26"/>
           <w:szCs w:val="26"/>
-        </w:rPr>
-        <w:t>Để tránh trôi tin nhắn như các ứng dụng chat thông thường, Slack được thiết lập bài bản với các kênh (channels) theo từng chủ điểm học thuật: #ngu-phap, #tu-vung, #tai-lieu-nghe, #thong-bao-chung. Tôi dùng nền tảng này để phản hồi nhanh tiến độ, gửi các mẫu câu ví dụ phức tạp để xin ý kiến phản biện (brainstorming) từ nhóm. Đôi khi, tôi sử dụng tính năng Slack Huddle (gọi thoại nhanh) để giải thích cặn kẽ về một phương pháp sư phạm khó mà tin nhắn văn bản không truyền tải hết được.</w:t>
-      </w:r>
-    </w:p>
-    <w:p>
-      <w:pPr>
-        <w:rPr>
-          <w:rFonts w:hint="default" w:ascii="Times New Roman" w:hAnsi="Times New Roman" w:cs="Times New Roman"/>
-          <w:b/>
-          <w:bCs/>
-          <w:sz w:val="26"/>
-          <w:szCs w:val="26"/>
-        </w:rPr>
-      </w:pPr>
-      <w:r>
-        <w:rPr>
-          <w:rFonts w:hint="default" w:ascii="Times New Roman" w:hAnsi="Times New Roman" w:cs="Times New Roman"/>
-          <w:b/>
-          <w:bCs/>
-          <w:sz w:val="26"/>
-          <w:szCs w:val="26"/>
-        </w:rPr>
-        <w:t>III. Vai trò và đóng góp cá nhân</w:t>
-      </w:r>
-    </w:p>
-    <w:p>
-      <w:pPr>
-        <w:ind w:firstLine="720" w:firstLineChars="0"/>
-        <w:rPr>
-          <w:rFonts w:hint="default" w:ascii="Times New Roman" w:hAnsi="Times New Roman" w:cs="Times New Roman"/>
-          <w:sz w:val="26"/>
-          <w:szCs w:val="26"/>
-        </w:rPr>
-      </w:pPr>
-      <w:r>
-        <w:rPr>
-          <w:rFonts w:hint="default" w:ascii="Times New Roman" w:hAnsi="Times New Roman" w:cs="Times New Roman"/>
-          <w:sz w:val="26"/>
-          <w:szCs w:val="26"/>
-          <w:lang w:val="en-US"/>
-        </w:rPr>
-        <w:t>Trong dự án, c</w:t>
-      </w:r>
-      <w:r>
-        <w:rPr>
-          <w:rFonts w:hint="default" w:ascii="Times New Roman" w:hAnsi="Times New Roman" w:cs="Times New Roman"/>
-          <w:sz w:val="26"/>
-          <w:szCs w:val="26"/>
-        </w:rPr>
-        <w:t>ác đóng góp mang tính định lượng và định tính cụ thể của tôi bao gồm:</w:t>
-      </w:r>
-    </w:p>
-    <w:p>
-      <w:pPr>
-        <w:ind w:firstLine="720" w:firstLineChars="0"/>
-        <w:rPr>
-          <w:rFonts w:hint="default" w:ascii="Times New Roman" w:hAnsi="Times New Roman" w:cs="Times New Roman"/>
-          <w:sz w:val="26"/>
-          <w:szCs w:val="26"/>
-          <w:lang w:val="en-US"/>
-        </w:rPr>
-      </w:pPr>
-      <w:r>
-        <w:rPr>
-          <w:rFonts w:hint="default" w:ascii="Times New Roman" w:hAnsi="Times New Roman" w:cs="Times New Roman"/>
-          <w:sz w:val="26"/>
-          <w:szCs w:val="26"/>
-          <w:lang w:val="en-US"/>
-        </w:rPr>
-        <w:t>- H</w:t>
-      </w:r>
-      <w:r>
-        <w:rPr>
-          <w:rFonts w:hint="default" w:ascii="Times New Roman" w:hAnsi="Times New Roman" w:cs="Times New Roman"/>
-          <w:sz w:val="26"/>
-          <w:szCs w:val="26"/>
-        </w:rPr>
-        <w:t xml:space="preserve">oàn thành nhiệm vụ </w:t>
-      </w:r>
-      <w:r>
-        <w:rPr>
-          <w:rFonts w:hint="default" w:ascii="Times New Roman" w:hAnsi="Times New Roman" w:cs="Times New Roman"/>
-          <w:sz w:val="26"/>
-          <w:szCs w:val="26"/>
-          <w:lang w:val="en-US"/>
-        </w:rPr>
-        <w:t>soạn lý thuyết unit 1-3 và sưu tầm, cắt ghép audio Listening của unit 1-3.</w:t>
-      </w:r>
-    </w:p>
-    <w:p>
-      <w:pPr>
-        <w:ind w:firstLine="720" w:firstLineChars="0"/>
-        <w:rPr>
-          <w:rFonts w:hint="default" w:ascii="Times New Roman" w:hAnsi="Times New Roman" w:cs="Times New Roman"/>
-          <w:sz w:val="26"/>
-          <w:szCs w:val="26"/>
-          <w:lang w:val="en-US"/>
-        </w:rPr>
-      </w:pPr>
-      <w:r>
-        <w:rPr>
-          <w:rFonts w:hint="default" w:ascii="Times New Roman" w:hAnsi="Times New Roman" w:cs="Times New Roman"/>
-          <w:sz w:val="26"/>
-          <w:szCs w:val="26"/>
           <w:lang w:val="en-US"/>
         </w:rPr>
         <w:t>- Kiểm soát và tổng hợp tài liệu, đảm bảo tiến độ của các thành viên, kiểm tra thành phẩm làm việc.</w:t>
@@ -718,102 +703,167 @@
     </w:p>
     <w:p>
       <w:pPr>
-        <w:ind w:firstLine="720" w:firstLineChars="0"/>
-        <w:rPr>
-          <w:rFonts w:hint="default" w:ascii="Times New Roman" w:hAnsi="Times New Roman" w:cs="Times New Roman"/>
-          <w:sz w:val="26"/>
-          <w:szCs w:val="26"/>
-        </w:rPr>
-      </w:pPr>
-      <w:r>
-        <w:rPr>
-          <w:rFonts w:hint="default" w:ascii="Times New Roman" w:hAnsi="Times New Roman" w:cs="Times New Roman"/>
-          <w:sz w:val="26"/>
-          <w:szCs w:val="26"/>
-        </w:rPr>
-        <w:t>Asana giúp trực quan hóa bức tranh tổng thể, đánh giá được khối lượng công việc (workload) đang dồn vào kỹ năng nào (Nghe, Nói, Đọc, hay Viết) để điều phối kịp thời.</w:t>
-      </w:r>
-    </w:p>
-    <w:p>
-      <w:pPr>
-        <w:ind w:firstLine="720" w:firstLineChars="0"/>
-        <w:rPr>
-          <w:rFonts w:hint="default" w:ascii="Times New Roman" w:hAnsi="Times New Roman" w:cs="Times New Roman"/>
-          <w:sz w:val="26"/>
-          <w:szCs w:val="26"/>
-        </w:rPr>
-      </w:pPr>
-      <w:r>
-        <w:rPr>
-          <w:rFonts w:hint="default" w:ascii="Times New Roman" w:hAnsi="Times New Roman" w:cs="Times New Roman"/>
-          <w:sz w:val="26"/>
-          <w:szCs w:val="26"/>
-        </w:rPr>
-        <w:t>Google Drive</w:t>
-      </w:r>
-      <w:r>
-        <w:rPr>
-          <w:rFonts w:hint="default" w:ascii="Times New Roman" w:hAnsi="Times New Roman" w:cs="Times New Roman"/>
-          <w:sz w:val="26"/>
-          <w:szCs w:val="26"/>
-          <w:lang w:val="en-US"/>
+        <w:pStyle w:val="14"/>
+        <w:keepNext w:val="0"/>
+        <w:keepLines w:val="0"/>
+        <w:widowControl/>
+        <w:suppressLineNumbers w:val="0"/>
+        <w:rPr>
+          <w:rFonts w:hint="default" w:ascii="Times New Roman" w:hAnsi="Times New Roman" w:cs="Times New Roman"/>
+          <w:sz w:val="26"/>
+          <w:szCs w:val="26"/>
+        </w:rPr>
+      </w:pPr>
+      <w:r>
+        <w:rPr>
+          <w:rFonts w:hint="default" w:ascii="Times New Roman" w:hAnsi="Times New Roman" w:eastAsia="Symbol" w:cs="Times New Roman"/>
+          <w:sz w:val="26"/>
+          <w:szCs w:val="26"/>
+        </w:rPr>
+        <w:t>·</w:t>
+      </w:r>
+      <w:r>
+        <w:rPr>
+          <w:rFonts w:hint="default" w:ascii="Times New Roman" w:hAnsi="Times New Roman" w:eastAsia="SimSun" w:cs="Times New Roman"/>
+          <w:sz w:val="26"/>
+          <w:szCs w:val="26"/>
         </w:rPr>
         <w:t xml:space="preserve"> </w:t>
       </w:r>
       <w:r>
         <w:rPr>
           <w:rFonts w:hint="default" w:ascii="Times New Roman" w:hAnsi="Times New Roman" w:cs="Times New Roman"/>
-          <w:sz w:val="26"/>
-          <w:szCs w:val="26"/>
-        </w:rPr>
-        <w:t>giải quyết triệt để bài toán lưu trữ và chia sẻ các file Audio chất lượng cao mà không bị nén hỏng âm thanh, hỗ trợ phân quyền (chỉ xem/được chỉnh sửa) rất an toàn.</w:t>
-      </w:r>
-    </w:p>
-    <w:p>
-      <w:pPr>
-        <w:ind w:firstLine="720" w:firstLineChars="0"/>
-        <w:rPr>
-          <w:rFonts w:hint="default" w:ascii="Times New Roman" w:hAnsi="Times New Roman" w:cs="Times New Roman"/>
-          <w:sz w:val="26"/>
-          <w:szCs w:val="26"/>
-        </w:rPr>
-      </w:pPr>
-      <w:r>
-        <w:rPr>
-          <w:rFonts w:hint="default" w:ascii="Times New Roman" w:hAnsi="Times New Roman" w:cs="Times New Roman"/>
-          <w:sz w:val="26"/>
-          <w:szCs w:val="26"/>
-        </w:rPr>
-        <w:t>Slack</w:t>
-      </w:r>
-      <w:r>
-        <w:rPr>
-          <w:rFonts w:hint="default" w:ascii="Times New Roman" w:hAnsi="Times New Roman" w:cs="Times New Roman"/>
-          <w:sz w:val="26"/>
-          <w:szCs w:val="26"/>
-          <w:lang w:val="en-US"/>
+          <w:b/>
+          <w:bCs/>
+          <w:sz w:val="26"/>
+          <w:szCs w:val="26"/>
+        </w:rPr>
+        <w:t>Trello:</w:t>
+      </w:r>
+      <w:r>
+        <w:rPr>
+          <w:rFonts w:hint="default" w:ascii="Times New Roman" w:hAnsi="Times New Roman" w:cs="Times New Roman"/>
+          <w:sz w:val="26"/>
+          <w:szCs w:val="26"/>
+        </w:rPr>
+        <w:t xml:space="preserve"> Giao diện thẻ trực quan giúp dễ dàng nhận biết tiến độ công việc đang ở giai đoạn nào (Lên ý tưởng, Đang soạn thảo hay Kiểm duyệt chéo), biết rõ ai đang phụ trách task nào để phối hợp nhịp nhàng.</w:t>
+      </w:r>
+    </w:p>
+    <w:p>
+      <w:pPr>
+        <w:pStyle w:val="14"/>
+        <w:keepNext w:val="0"/>
+        <w:keepLines w:val="0"/>
+        <w:widowControl/>
+        <w:suppressLineNumbers w:val="0"/>
+        <w:rPr>
+          <w:rFonts w:hint="default" w:ascii="Times New Roman" w:hAnsi="Times New Roman" w:cs="Times New Roman"/>
+          <w:sz w:val="26"/>
+          <w:szCs w:val="26"/>
+        </w:rPr>
+      </w:pPr>
+      <w:r>
+        <w:rPr>
+          <w:rFonts w:hint="default" w:ascii="Times New Roman" w:hAnsi="Times New Roman" w:eastAsia="SimSun" w:cs="Times New Roman"/>
+          <w:sz w:val="26"/>
+          <w:szCs w:val="26"/>
         </w:rPr>
         <w:t xml:space="preserve"> </w:t>
       </w:r>
       <w:r>
         <w:rPr>
           <w:rFonts w:hint="default" w:ascii="Times New Roman" w:hAnsi="Times New Roman" w:cs="Times New Roman"/>
-          <w:sz w:val="26"/>
-          <w:szCs w:val="26"/>
-        </w:rPr>
-        <w:t>tạo môi trường làm việc cực kỳ chuyên nghiệp, tính năng Thread giúp các cuộc tranh luận về một điểm ngữ pháp không làm loãng thông tin của toàn nhóm.</w:t>
-      </w:r>
-    </w:p>
-    <w:p>
-      <w:pPr>
-        <w:rPr>
-          <w:rFonts w:hint="default" w:ascii="Times New Roman" w:hAnsi="Times New Roman" w:cs="Times New Roman"/>
-          <w:b/>
-          <w:bCs/>
-          <w:sz w:val="26"/>
-          <w:szCs w:val="26"/>
-        </w:rPr>
-      </w:pPr>
+          <w:b/>
+          <w:bCs/>
+          <w:sz w:val="26"/>
+          <w:szCs w:val="26"/>
+        </w:rPr>
+        <w:t>Google Drive:</w:t>
+      </w:r>
+      <w:r>
+        <w:rPr>
+          <w:rFonts w:hint="default" w:ascii="Times New Roman" w:hAnsi="Times New Roman" w:cs="Times New Roman"/>
+          <w:sz w:val="26"/>
+          <w:szCs w:val="26"/>
+        </w:rPr>
+        <w:t xml:space="preserve"> Giải quyết triệt để bài toán lưu trữ, giúp phân loại rạch ròi giữa thư mục Lý thuyết và File nghe. Định dạng file </w:t>
+      </w:r>
+      <w:r>
+        <w:rPr>
+          <w:rStyle w:val="13"/>
+          <w:rFonts w:hint="default" w:ascii="Times New Roman" w:hAnsi="Times New Roman" w:cs="Times New Roman"/>
+          <w:sz w:val="26"/>
+          <w:szCs w:val="26"/>
+        </w:rPr>
+        <w:t>.m4a</w:t>
+      </w:r>
+      <w:r>
+        <w:rPr>
+          <w:rFonts w:hint="default" w:ascii="Times New Roman" w:hAnsi="Times New Roman" w:cs="Times New Roman"/>
+          <w:sz w:val="26"/>
+          <w:szCs w:val="26"/>
+        </w:rPr>
+        <w:t xml:space="preserve"> tải lên nhanh chóng, dễ dàng nghe thử trực tiếp trên trình duyệt mà không cần tải về.</w:t>
+      </w:r>
+    </w:p>
+    <w:p>
+      <w:pPr>
+        <w:pStyle w:val="14"/>
+        <w:keepNext w:val="0"/>
+        <w:keepLines w:val="0"/>
+        <w:widowControl/>
+        <w:suppressLineNumbers w:val="0"/>
+        <w:rPr>
+          <w:rFonts w:hint="default" w:ascii="Times New Roman" w:hAnsi="Times New Roman" w:cs="Times New Roman"/>
+          <w:sz w:val="26"/>
+          <w:szCs w:val="26"/>
+        </w:rPr>
+      </w:pPr>
+      <w:r>
+        <w:rPr>
+          <w:rFonts w:hint="default" w:ascii="Times New Roman" w:hAnsi="Times New Roman" w:cs="Times New Roman"/>
+          <w:b/>
+          <w:bCs/>
+          <w:sz w:val="26"/>
+          <w:szCs w:val="26"/>
+        </w:rPr>
+        <w:t>Discord:</w:t>
+      </w:r>
+      <w:r>
+        <w:rPr>
+          <w:rFonts w:hint="default" w:ascii="Times New Roman" w:hAnsi="Times New Roman" w:cs="Times New Roman"/>
+          <w:sz w:val="26"/>
+          <w:szCs w:val="26"/>
+        </w:rPr>
+        <w:t xml:space="preserve"> Phân chia kênh chủ đề chuyên sâu giúp các cuộc thảo luận về từ vựng hay ngữ pháp không bị lẫn lộn vào thông báo chung. </w:t>
+      </w:r>
+    </w:p>
+    <w:p>
+      <w:pPr>
+        <w:rPr>
+          <w:rFonts w:hint="default" w:ascii="Times New Roman" w:hAnsi="Times New Roman" w:cs="Times New Roman"/>
+          <w:b/>
+          <w:bCs/>
+          <w:sz w:val="26"/>
+          <w:szCs w:val="26"/>
+        </w:rPr>
+      </w:pPr>
+      <w:r>
+        <w:rPr>
+          <w:rFonts w:hint="default" w:ascii="Times New Roman" w:hAnsi="Times New Roman" w:eastAsia="Symbol" w:cs="Times New Roman"/>
+          <w:sz w:val="26"/>
+          <w:szCs w:val="26"/>
+        </w:rPr>
+        <w:t>·</w:t>
+      </w:r>
+      <w:r>
+        <w:rPr>
+          <w:rFonts w:hint="default" w:ascii="Times New Roman" w:hAnsi="Times New Roman" w:eastAsia="SimSun" w:cs="Times New Roman"/>
+          <w:sz w:val="26"/>
+          <w:szCs w:val="26"/>
+        </w:rPr>
+        <w:t xml:space="preserve">  </w:t>
+      </w:r>
       <w:r>
         <w:rPr>
           <w:rFonts w:hint="default" w:ascii="Times New Roman" w:hAnsi="Times New Roman" w:cs="Times New Roman"/>
@@ -827,67 +877,123 @@
     </w:p>
     <w:p>
       <w:pPr>
-        <w:ind w:firstLine="720" w:firstLineChars="0"/>
-        <w:rPr>
-          <w:rFonts w:hint="default" w:ascii="Times New Roman" w:hAnsi="Times New Roman" w:cs="Times New Roman"/>
-          <w:sz w:val="26"/>
-          <w:szCs w:val="26"/>
-        </w:rPr>
-      </w:pPr>
-      <w:r>
-        <w:rPr>
-          <w:rFonts w:hint="default" w:ascii="Times New Roman" w:hAnsi="Times New Roman" w:cs="Times New Roman"/>
-          <w:sz w:val="26"/>
-          <w:szCs w:val="26"/>
-        </w:rPr>
-        <w:t>Asana có giao diện và các bộ lọc (filters) tương đối phức tạp, mất khoảng 2 ngày đầu để các thành viên quen với thao tác gán nhãn (tags) và chuyển trạng thái task.</w:t>
-      </w:r>
-    </w:p>
-    <w:p>
-      <w:pPr>
-        <w:ind w:firstLine="720" w:firstLineChars="0"/>
-        <w:rPr>
-          <w:rFonts w:hint="default" w:ascii="Times New Roman" w:hAnsi="Times New Roman" w:cs="Times New Roman"/>
-          <w:sz w:val="26"/>
-          <w:szCs w:val="26"/>
-        </w:rPr>
-      </w:pPr>
-      <w:r>
-        <w:rPr>
-          <w:rFonts w:hint="default" w:ascii="Times New Roman" w:hAnsi="Times New Roman" w:cs="Times New Roman"/>
-          <w:sz w:val="26"/>
-          <w:szCs w:val="26"/>
-        </w:rPr>
-        <w:t>Slack</w:t>
-      </w:r>
-      <w:r>
-        <w:rPr>
-          <w:rFonts w:hint="default" w:ascii="Times New Roman" w:hAnsi="Times New Roman" w:cs="Times New Roman"/>
-          <w:sz w:val="26"/>
-          <w:szCs w:val="26"/>
-          <w:lang w:val="en-US"/>
-        </w:rPr>
-        <w:t xml:space="preserve"> </w:t>
-      </w:r>
-      <w:r>
-        <w:rPr>
-          <w:rFonts w:hint="default" w:ascii="Times New Roman" w:hAnsi="Times New Roman" w:cs="Times New Roman"/>
-          <w:sz w:val="26"/>
-          <w:szCs w:val="26"/>
-        </w:rPr>
-        <w:t>có thể gây quá tải thông tin (information overload) với các thông báo liên tục nếu người dùng không biết cách tùy chỉnh cài đặt thông báo (Notification settings) cho từng kênh riêng biệt.</w:t>
-      </w:r>
-    </w:p>
-    <w:p>
-      <w:pPr>
-        <w:rPr>
-          <w:rFonts w:hint="default" w:ascii="Times New Roman" w:hAnsi="Times New Roman" w:cs="Times New Roman"/>
-          <w:b/>
-          <w:bCs/>
-          <w:sz w:val="26"/>
-          <w:szCs w:val="26"/>
-        </w:rPr>
-      </w:pPr>
+        <w:rPr>
+          <w:rFonts w:hint="default" w:ascii="Times New Roman" w:hAnsi="Times New Roman" w:cs="Times New Roman"/>
+          <w:sz w:val="26"/>
+          <w:szCs w:val="26"/>
+        </w:rPr>
+      </w:pPr>
+      <w:r>
+        <w:rPr>
+          <w:rFonts w:hint="default" w:ascii="Times New Roman" w:hAnsi="Times New Roman" w:cs="Times New Roman"/>
+          <w:b/>
+          <w:bCs/>
+          <w:sz w:val="26"/>
+          <w:szCs w:val="26"/>
+        </w:rPr>
+        <w:t>Trello:</w:t>
+      </w:r>
+      <w:r>
+        <w:rPr>
+          <w:rFonts w:hint="default" w:ascii="Times New Roman" w:hAnsi="Times New Roman" w:cs="Times New Roman"/>
+          <w:sz w:val="26"/>
+          <w:szCs w:val="26"/>
+        </w:rPr>
+        <w:t xml:space="preserve"> Khi số lượng thẻ công việc tăng lên, nếu không quy định rõ về màu sắc nhãn (labels) hoặc thời hạn (due date), bảng công việc dễ bị dài và khó quan sát tổng thể tiến độ của cả 12 tuần.</w:t>
+      </w:r>
+    </w:p>
+    <w:p>
+      <w:pPr>
+        <w:pStyle w:val="14"/>
+        <w:keepNext w:val="0"/>
+        <w:keepLines w:val="0"/>
+        <w:widowControl/>
+        <w:suppressLineNumbers w:val="0"/>
+        <w:rPr>
+          <w:rFonts w:hint="default" w:ascii="Times New Roman" w:hAnsi="Times New Roman" w:cs="Times New Roman"/>
+          <w:sz w:val="26"/>
+          <w:szCs w:val="26"/>
+        </w:rPr>
+      </w:pPr>
+      <w:r>
+        <w:rPr>
+          <w:rFonts w:hint="default" w:ascii="Times New Roman" w:hAnsi="Times New Roman" w:cs="Times New Roman"/>
+          <w:b/>
+          <w:bCs/>
+          <w:sz w:val="26"/>
+          <w:szCs w:val="26"/>
+        </w:rPr>
+        <w:t>Discord:</w:t>
+      </w:r>
+      <w:r>
+        <w:rPr>
+          <w:rFonts w:hint="default" w:ascii="Times New Roman" w:hAnsi="Times New Roman" w:cs="Times New Roman"/>
+          <w:sz w:val="26"/>
+          <w:szCs w:val="26"/>
+        </w:rPr>
+        <w:t xml:space="preserve"> Số lượng kênh văn bản và kênh thoại khá nhiều có thể gây phân tâm hoặc bỏ lỡ tin nhắn quan trọng nếu thành viên không bật thông báo (mention </w:t>
+      </w:r>
+      <w:r>
+        <w:rPr>
+          <w:rStyle w:val="13"/>
+          <w:rFonts w:hint="default" w:ascii="Times New Roman" w:hAnsi="Times New Roman" w:cs="Times New Roman"/>
+          <w:sz w:val="26"/>
+          <w:szCs w:val="26"/>
+        </w:rPr>
+        <w:t>@everyone</w:t>
+      </w:r>
+      <w:r>
+        <w:rPr>
+          <w:rFonts w:hint="default" w:ascii="Times New Roman" w:hAnsi="Times New Roman" w:cs="Times New Roman"/>
+          <w:sz w:val="26"/>
+          <w:szCs w:val="26"/>
+        </w:rPr>
+        <w:t xml:space="preserve"> hoặc </w:t>
+      </w:r>
+      <w:r>
+        <w:rPr>
+          <w:rStyle w:val="13"/>
+          <w:rFonts w:hint="default" w:ascii="Times New Roman" w:hAnsi="Times New Roman" w:cs="Times New Roman"/>
+          <w:sz w:val="26"/>
+          <w:szCs w:val="26"/>
+        </w:rPr>
+        <w:t>@here</w:t>
+      </w:r>
+      <w:r>
+        <w:rPr>
+          <w:rFonts w:hint="default" w:ascii="Times New Roman" w:hAnsi="Times New Roman" w:cs="Times New Roman"/>
+          <w:sz w:val="26"/>
+          <w:szCs w:val="26"/>
+        </w:rPr>
+        <w:t>) đúng cách.</w:t>
+      </w:r>
+    </w:p>
+    <w:p>
+      <w:pPr>
+        <w:rPr>
+          <w:rFonts w:hint="default" w:ascii="Times New Roman" w:hAnsi="Times New Roman" w:cs="Times New Roman"/>
+          <w:b/>
+          <w:bCs/>
+          <w:sz w:val="26"/>
+          <w:szCs w:val="26"/>
+        </w:rPr>
+      </w:pPr>
+      <w:r>
+        <w:rPr>
+          <w:rFonts w:hint="default" w:ascii="Times New Roman" w:hAnsi="Times New Roman" w:eastAsia="Symbol" w:cs="Times New Roman"/>
+          <w:sz w:val="26"/>
+          <w:szCs w:val="26"/>
+        </w:rPr>
+        <w:t>·</w:t>
+      </w:r>
+      <w:r>
+        <w:rPr>
+          <w:rFonts w:hint="default" w:ascii="Times New Roman" w:hAnsi="Times New Roman" w:eastAsia="SimSun" w:cs="Times New Roman"/>
+          <w:sz w:val="26"/>
+          <w:szCs w:val="26"/>
+        </w:rPr>
+        <w:t xml:space="preserve">  </w:t>
+      </w:r>
       <w:r>
         <w:rPr>
           <w:rFonts w:hint="default" w:ascii="Times New Roman" w:hAnsi="Times New Roman" w:cs="Times New Roman"/>
@@ -1067,8 +1173,6 @@
         </w:rPr>
         <w:t>Tạo thư mục riêng cho từng Unit, sắp xếp theo thứ tự rõ ràng.</w:t>
       </w:r>
-      <w:bookmarkStart w:id="0" w:name="_GoBack"/>
-      <w:bookmarkEnd w:id="0"/>
       <w:r>
         <w:rPr>
           <w:rFonts w:hint="default" w:ascii="Times New Roman" w:hAnsi="Times New Roman" w:cs="Times New Roman"/>
@@ -1123,7 +1227,27 @@
           <w:szCs w:val="26"/>
           <w:lang w:val="en-US"/>
         </w:rPr>
-        <w:t xml:space="preserve">Ảnh phân chia nhiệm vụ trên Asana:                                                           </w:t>
+        <w:t>Ảnh phân chia nhiệm vụ trên Trello:</w:t>
+      </w:r>
+    </w:p>
+    <w:p>
+      <w:pPr>
+        <w:ind w:firstLine="720" w:firstLineChars="0"/>
+        <w:rPr>
+          <w:rFonts w:hint="default" w:ascii="Times New Roman" w:hAnsi="Times New Roman" w:cs="Times New Roman"/>
+          <w:sz w:val="26"/>
+          <w:szCs w:val="26"/>
+          <w:lang w:val="en-US"/>
+        </w:rPr>
+      </w:pPr>
+      <w:r>
+        <w:rPr>
+          <w:rFonts w:hint="default" w:ascii="Times New Roman" w:hAnsi="Times New Roman" w:cs="Times New Roman"/>
+          <w:sz w:val="26"/>
+          <w:szCs w:val="26"/>
+          <w:lang w:val="en-US"/>
+        </w:rPr>
+        <w:t xml:space="preserve">                        </w:t>
       </w:r>
       <w:r>
         <w:rPr>
@@ -1133,9 +1257,9 @@
         </w:rPr>
         <w:drawing>
           <wp:inline distT="0" distB="0" distL="114300" distR="114300">
-            <wp:extent cx="5664200" cy="2602230"/>
-            <wp:effectExtent l="0" t="0" r="5080" b="3810"/>
-            <wp:docPr id="8" name="Picture 8"/>
+            <wp:extent cx="5939790" cy="2660015"/>
+            <wp:effectExtent l="0" t="0" r="3810" b="6985"/>
+            <wp:docPr id="2" name="Picture 1"/>
             <wp:cNvGraphicFramePr>
               <a:graphicFrameLocks xmlns:a="http://schemas.openxmlformats.org/drawingml/2006/main" noChangeAspect="1"/>
             </wp:cNvGraphicFramePr>
@@ -1143,7 +1267,7 @@
               <a:graphicData uri="http://schemas.openxmlformats.org/drawingml/2006/picture">
                 <pic:pic xmlns:pic="http://schemas.openxmlformats.org/drawingml/2006/picture">
                   <pic:nvPicPr>
-                    <pic:cNvPr id="8" name="Picture 8"/>
+                    <pic:cNvPr id="2" name="Picture 1"/>
                     <pic:cNvPicPr>
                       <a:picLocks noChangeAspect="1"/>
                     </pic:cNvPicPr>
@@ -1157,7 +1281,7 @@
                   <pic:spPr>
                     <a:xfrm>
                       <a:off x="0" y="0"/>
-                      <a:ext cx="5664200" cy="2602230"/>
+                      <a:ext cx="5939790" cy="2660015"/>
                     </a:xfrm>
                     <a:prstGeom prst="rect">
                       <a:avLst/>
@@ -1180,7 +1304,7 @@
           <w:szCs w:val="26"/>
           <w:lang w:val="en-US"/>
         </w:rPr>
-        <w:t xml:space="preserve"> </w:t>
+        <w:t xml:space="preserve">                                    </w:t>
       </w:r>
     </w:p>
     <w:p>
@@ -1348,7 +1472,24 @@
           <w:sz w:val="26"/>
           <w:szCs w:val="26"/>
         </w:rPr>
-        <w:t>ạn chat Slack thể</w:t>
+        <w:t xml:space="preserve">ạn chat </w:t>
+      </w:r>
+      <w:r>
+        <w:rPr>
+          <w:rFonts w:hint="default" w:ascii="Times New Roman" w:hAnsi="Times New Roman" w:cs="Times New Roman"/>
+          <w:sz w:val="26"/>
+          <w:szCs w:val="26"/>
+          <w:lang w:val="en-US"/>
+        </w:rPr>
+        <w:t>Discord</w:t>
+      </w:r>
+      <w:r>
+        <w:rPr>
+          <w:rFonts w:hint="default" w:ascii="Times New Roman" w:hAnsi="Times New Roman" w:cs="Times New Roman"/>
+          <w:sz w:val="26"/>
+          <w:szCs w:val="26"/>
+        </w:rPr>
+        <w:t xml:space="preserve"> thể</w:t>
       </w:r>
       <w:r>
         <w:rPr>
@@ -1375,9 +1516,9 @@
         </w:rPr>
         <w:drawing>
           <wp:inline distT="0" distB="0" distL="114300" distR="114300">
-            <wp:extent cx="5939790" cy="2846705"/>
-            <wp:effectExtent l="0" t="0" r="3810" b="3175"/>
-            <wp:docPr id="7" name="Picture 7"/>
+            <wp:extent cx="5930900" cy="2816225"/>
+            <wp:effectExtent l="0" t="0" r="12700" b="3175"/>
+            <wp:docPr id="3" name="Picture 2"/>
             <wp:cNvGraphicFramePr>
               <a:graphicFrameLocks xmlns:a="http://schemas.openxmlformats.org/drawingml/2006/main" noChangeAspect="1"/>
             </wp:cNvGraphicFramePr>
@@ -1385,7 +1526,7 @@
               <a:graphicData uri="http://schemas.openxmlformats.org/drawingml/2006/picture">
                 <pic:pic xmlns:pic="http://schemas.openxmlformats.org/drawingml/2006/picture">
                   <pic:nvPicPr>
-                    <pic:cNvPr id="7" name="Picture 7"/>
+                    <pic:cNvPr id="3" name="Picture 2"/>
                     <pic:cNvPicPr>
                       <a:picLocks noChangeAspect="1"/>
                     </pic:cNvPicPr>
@@ -1399,7 +1540,7 @@
                   <pic:spPr>
                     <a:xfrm>
                       <a:off x="0" y="0"/>
-                      <a:ext cx="5939790" cy="2846705"/>
+                      <a:ext cx="5930900" cy="2816225"/>
                     </a:xfrm>
                     <a:prstGeom prst="rect">
                       <a:avLst/>
@@ -1438,23 +1579,53 @@
     </w:p>
     <w:p>
       <w:pPr>
-        <w:rPr>
-          <w:rFonts w:hint="default" w:ascii="Times New Roman" w:hAnsi="Times New Roman" w:cs="Times New Roman"/>
-          <w:sz w:val="26"/>
-          <w:szCs w:val="26"/>
-        </w:rPr>
-      </w:pPr>
-      <w:r>
-        <w:rPr>
-          <w:rFonts w:hint="default" w:ascii="Times New Roman" w:hAnsi="Times New Roman" w:cs="Times New Roman"/>
-          <w:sz w:val="26"/>
-          <w:szCs w:val="26"/>
-        </w:rPr>
-        <w:t>Qua bài tập thực hành xây dựng học liệu mô phỏng thực tế này, tôi nhận thức sâu sắc rằng việc thành thạo các công cụ hợp tác trực tuyến không chỉ đơn thuần giúp tăng tốc độ hoàn thành công việc, mà nó chính là một kỹ năng sư phạm thiết yếu trong thời đại giáo dục số (Digital Education). Việc ứng dụng Asana, Drive và Slack đã rèn luyện cho tôi tư duy tổ chức thông tin mạch lạc, kỹ năng quản lý thời gian dự án, cách giao tiếp phản biện chuyên môn khéo léo và khả năng phối hợp nhịp nhàng trong một hội đồng học thuật.</w:t>
-      </w:r>
-    </w:p>
-    <w:p>
-      <w:pPr>
+        <w:pStyle w:val="14"/>
+        <w:keepNext w:val="0"/>
+        <w:keepLines w:val="0"/>
+        <w:widowControl/>
+        <w:suppressLineNumbers w:val="0"/>
+        <w:ind w:firstLine="720" w:firstLineChars="0"/>
+        <w:rPr>
+          <w:rFonts w:hint="default" w:ascii="Times New Roman" w:hAnsi="Times New Roman" w:cs="Times New Roman"/>
+          <w:sz w:val="26"/>
+          <w:szCs w:val="26"/>
+        </w:rPr>
+      </w:pPr>
+      <w:r>
+        <w:rPr>
+          <w:rFonts w:hint="default" w:ascii="Times New Roman" w:hAnsi="Times New Roman" w:cs="Times New Roman"/>
+          <w:sz w:val="26"/>
+          <w:szCs w:val="26"/>
+        </w:rPr>
+        <w:t xml:space="preserve">Qua bài tập thực hành xây dựng học liệu mô phỏng thực tế này, tôi nhận thức sâu sắc rằng việc thành thạo các công cụ hợp tác trực tuyến không chỉ đơn thuần giúp tăng tốc độ hoàn thành công việc, mà nó chính là một kỹ năng sư phạm thiết yếu trong thời đại giáo dục số (Digital Education). Việc ứng dụng </w:t>
+      </w:r>
+      <w:r>
+        <w:rPr>
+          <w:rFonts w:hint="default" w:ascii="Times New Roman" w:hAnsi="Times New Roman" w:cs="Times New Roman"/>
+          <w:b/>
+          <w:bCs/>
+          <w:sz w:val="26"/>
+          <w:szCs w:val="26"/>
+        </w:rPr>
+        <w:t>Trello, Google Drive và Discord</w:t>
+      </w:r>
+      <w:r>
+        <w:rPr>
+          <w:rFonts w:hint="default" w:ascii="Times New Roman" w:hAnsi="Times New Roman" w:cs="Times New Roman"/>
+          <w:sz w:val="26"/>
+          <w:szCs w:val="26"/>
+        </w:rPr>
+        <w:t xml:space="preserve"> đã rèn luyện cho tôi tư duy tổ chức thông tin mạch lạc, kỹ năng quản lý thời gian dự án, cách giao tiếp phản biện chuyên môn khéo léo và khả năng phối hợp nhịp nhàng trong một hội đồng học thuật.</w:t>
+      </w:r>
+    </w:p>
+    <w:p>
+      <w:pPr>
+        <w:pStyle w:val="14"/>
+        <w:keepNext w:val="0"/>
+        <w:keepLines w:val="0"/>
+        <w:widowControl/>
+        <w:suppressLineNumbers w:val="0"/>
+        <w:ind w:firstLine="720" w:firstLineChars="0"/>
         <w:rPr>
           <w:rFonts w:hint="default" w:ascii="Times New Roman" w:hAnsi="Times New Roman" w:cs="Times New Roman"/>
           <w:sz w:val="26"/>
@@ -1476,6 +1647,15 @@
           <w:rFonts w:hint="default"/>
         </w:rPr>
       </w:pPr>
+    </w:p>
+    <w:p>
+      <w:pPr>
+        <w:rPr>
+          <w:rFonts w:hint="default"/>
+        </w:rPr>
+      </w:pPr>
+      <w:bookmarkStart w:id="0" w:name="_GoBack"/>
+      <w:bookmarkEnd w:id="0"/>
     </w:p>
     <w:p/>
     <w:sectPr>
@@ -1645,7 +1825,7 @@
     <w:lsdException w:uiPriority="99" w:name="HTML Acronym"/>
     <w:lsdException w:uiPriority="99" w:name="HTML Address"/>
     <w:lsdException w:uiPriority="99" w:name="HTML Cite"/>
-    <w:lsdException w:uiPriority="99" w:name="HTML Code"/>
+    <w:lsdException w:qFormat="1" w:uiPriority="99" w:name="HTML Code"/>
     <w:lsdException w:uiPriority="99" w:name="HTML Definition"/>
     <w:lsdException w:uiPriority="99" w:name="HTML Keyboard"/>
     <w:lsdException w:uiPriority="99" w:name="HTML Preformatted"/>
@@ -1821,7 +2001,7 @@
     <w:name w:val="heading 1"/>
     <w:basedOn w:val="1"/>
     <w:next w:val="1"/>
-    <w:link w:val="16"/>
+    <w:link w:val="17"/>
     <w:qFormat/>
     <w:uiPriority w:val="9"/>
     <w:pPr>
@@ -1841,7 +2021,7 @@
     <w:name w:val="heading 2"/>
     <w:basedOn w:val="1"/>
     <w:next w:val="1"/>
-    <w:link w:val="17"/>
+    <w:link w:val="18"/>
     <w:semiHidden/>
     <w:unhideWhenUsed/>
     <w:qFormat/>
@@ -1863,7 +2043,7 @@
     <w:name w:val="heading 3"/>
     <w:basedOn w:val="1"/>
     <w:next w:val="1"/>
-    <w:link w:val="18"/>
+    <w:link w:val="19"/>
     <w:semiHidden/>
     <w:unhideWhenUsed/>
     <w:qFormat/>
@@ -1885,7 +2065,7 @@
     <w:name w:val="heading 4"/>
     <w:basedOn w:val="1"/>
     <w:next w:val="1"/>
-    <w:link w:val="19"/>
+    <w:link w:val="20"/>
     <w:semiHidden/>
     <w:unhideWhenUsed/>
     <w:qFormat/>
@@ -1907,7 +2087,7 @@
     <w:name w:val="heading 5"/>
     <w:basedOn w:val="1"/>
     <w:next w:val="1"/>
-    <w:link w:val="20"/>
+    <w:link w:val="21"/>
     <w:semiHidden/>
     <w:unhideWhenUsed/>
     <w:qFormat/>
@@ -1927,7 +2107,7 @@
     <w:name w:val="heading 6"/>
     <w:basedOn w:val="1"/>
     <w:next w:val="1"/>
-    <w:link w:val="21"/>
+    <w:link w:val="22"/>
     <w:semiHidden/>
     <w:unhideWhenUsed/>
     <w:qFormat/>
@@ -1957,7 +2137,7 @@
     <w:name w:val="heading 7"/>
     <w:basedOn w:val="1"/>
     <w:next w:val="1"/>
-    <w:link w:val="22"/>
+    <w:link w:val="23"/>
     <w:semiHidden/>
     <w:unhideWhenUsed/>
     <w:qFormat/>
@@ -1985,7 +2165,7 @@
     <w:name w:val="heading 8"/>
     <w:basedOn w:val="1"/>
     <w:next w:val="1"/>
-    <w:link w:val="23"/>
+    <w:link w:val="24"/>
     <w:semiHidden/>
     <w:unhideWhenUsed/>
     <w:qFormat/>
@@ -2015,7 +2195,7 @@
     <w:name w:val="heading 9"/>
     <w:basedOn w:val="1"/>
     <w:next w:val="1"/>
-    <w:link w:val="24"/>
+    <w:link w:val="25"/>
     <w:semiHidden/>
     <w:unhideWhenUsed/>
     <w:qFormat/>
@@ -2060,7 +2240,20 @@
       </w:tblCellMar>
     </w:tblPr>
   </w:style>
-  <w:style w:type="paragraph" w:styleId="13">
+  <w:style w:type="character" w:styleId="13">
+    <w:name w:val="HTML Code"/>
+    <w:basedOn w:val="11"/>
+    <w:semiHidden/>
+    <w:unhideWhenUsed/>
+    <w:qFormat/>
+    <w:uiPriority w:val="99"/>
+    <w:rPr>
+      <w:rFonts w:ascii="Courier New" w:hAnsi="Courier New" w:cs="Courier New"/>
+      <w:sz w:val="20"/>
+      <w:szCs w:val="20"/>
+    </w:rPr>
+  </w:style>
+  <w:style w:type="paragraph" w:styleId="14">
     <w:name w:val="Normal (Web)"/>
     <w:semiHidden/>
     <w:unhideWhenUsed/>
@@ -2079,11 +2272,11 @@
       <w:lang w:val="en-US" w:eastAsia="zh-CN" w:bidi="ar"/>
     </w:rPr>
   </w:style>
-  <w:style w:type="paragraph" w:styleId="14">
+  <w:style w:type="paragraph" w:styleId="15">
     <w:name w:val="Subtitle"/>
     <w:basedOn w:val="1"/>
     <w:next w:val="1"/>
-    <w:link w:val="26"/>
+    <w:link w:val="27"/>
     <w:qFormat/>
     <w:uiPriority w:val="11"/>
     <w:rPr>
@@ -2102,11 +2295,11 @@
       </w14:textFill>
     </w:rPr>
   </w:style>
-  <w:style w:type="paragraph" w:styleId="15">
+  <w:style w:type="paragraph" w:styleId="16">
     <w:name w:val="Title"/>
     <w:basedOn w:val="1"/>
     <w:next w:val="1"/>
-    <w:link w:val="25"/>
+    <w:link w:val="26"/>
     <w:qFormat/>
     <w:uiPriority w:val="10"/>
     <w:pPr>
@@ -2121,7 +2314,7 @@
       <w:szCs w:val="56"/>
     </w:rPr>
   </w:style>
-  <w:style w:type="character" w:customStyle="1" w:styleId="16">
+  <w:style w:type="character" w:customStyle="1" w:styleId="17">
     <w:name w:val="Heading 1 Char"/>
     <w:basedOn w:val="11"/>
     <w:link w:val="2"/>
@@ -2134,7 +2327,7 @@
       <w:szCs w:val="40"/>
     </w:rPr>
   </w:style>
-  <w:style w:type="character" w:customStyle="1" w:styleId="17">
+  <w:style w:type="character" w:customStyle="1" w:styleId="18">
     <w:name w:val="Heading 2 Char"/>
     <w:basedOn w:val="11"/>
     <w:link w:val="3"/>
@@ -2148,7 +2341,7 @@
       <w:szCs w:val="32"/>
     </w:rPr>
   </w:style>
-  <w:style w:type="character" w:customStyle="1" w:styleId="18">
+  <w:style w:type="character" w:customStyle="1" w:styleId="19">
     <w:name w:val="Heading 3 Char"/>
     <w:basedOn w:val="11"/>
     <w:link w:val="4"/>
@@ -2162,7 +2355,7 @@
       <w:szCs w:val="28"/>
     </w:rPr>
   </w:style>
-  <w:style w:type="character" w:customStyle="1" w:styleId="19">
+  <w:style w:type="character" w:customStyle="1" w:styleId="20">
     <w:name w:val="Heading 4 Char"/>
     <w:basedOn w:val="11"/>
     <w:link w:val="5"/>
@@ -2176,7 +2369,7 @@
       <w:color w:val="2F5597" w:themeColor="accent1" w:themeShade="BF"/>
     </w:rPr>
   </w:style>
-  <w:style w:type="character" w:customStyle="1" w:styleId="20">
+  <w:style w:type="character" w:customStyle="1" w:styleId="21">
     <w:name w:val="Heading 5 Char"/>
     <w:basedOn w:val="11"/>
     <w:link w:val="6"/>
@@ -2188,7 +2381,7 @@
       <w:color w:val="2F5597" w:themeColor="accent1" w:themeShade="BF"/>
     </w:rPr>
   </w:style>
-  <w:style w:type="character" w:customStyle="1" w:styleId="21">
+  <w:style w:type="character" w:customStyle="1" w:styleId="22">
     <w:name w:val="Heading 6 Char"/>
     <w:basedOn w:val="11"/>
     <w:link w:val="7"/>
@@ -2210,7 +2403,7 @@
       </w14:textFill>
     </w:rPr>
   </w:style>
-  <w:style w:type="character" w:customStyle="1" w:styleId="22">
+  <w:style w:type="character" w:customStyle="1" w:styleId="23">
     <w:name w:val="Heading 7 Char"/>
     <w:basedOn w:val="11"/>
     <w:link w:val="8"/>
@@ -2230,7 +2423,7 @@
       </w14:textFill>
     </w:rPr>
   </w:style>
-  <w:style w:type="character" w:customStyle="1" w:styleId="23">
+  <w:style w:type="character" w:customStyle="1" w:styleId="24">
     <w:name w:val="Heading 8 Char"/>
     <w:basedOn w:val="11"/>
     <w:link w:val="9"/>
@@ -2252,7 +2445,7 @@
       </w14:textFill>
     </w:rPr>
   </w:style>
-  <w:style w:type="character" w:customStyle="1" w:styleId="24">
+  <w:style w:type="character" w:customStyle="1" w:styleId="25">
     <w:name w:val="Heading 9 Char"/>
     <w:basedOn w:val="11"/>
     <w:link w:val="10"/>
@@ -2272,10 +2465,10 @@
       </w14:textFill>
     </w:rPr>
   </w:style>
-  <w:style w:type="character" w:customStyle="1" w:styleId="25">
+  <w:style w:type="character" w:customStyle="1" w:styleId="26">
     <w:name w:val="Title Char"/>
     <w:basedOn w:val="11"/>
-    <w:link w:val="15"/>
+    <w:link w:val="16"/>
     <w:qFormat/>
     <w:uiPriority w:val="10"/>
     <w:rPr>
@@ -2286,10 +2479,10 @@
       <w:szCs w:val="56"/>
     </w:rPr>
   </w:style>
-  <w:style w:type="character" w:customStyle="1" w:styleId="26">
+  <w:style w:type="character" w:customStyle="1" w:styleId="27">
     <w:name w:val="Subtitle Char"/>
     <w:basedOn w:val="11"/>
-    <w:link w:val="14"/>
+    <w:link w:val="15"/>
     <w:qFormat/>
     <w:uiPriority w:val="11"/>
     <w:rPr>
@@ -2308,11 +2501,11 @@
       </w14:textFill>
     </w:rPr>
   </w:style>
-  <w:style w:type="paragraph" w:styleId="27">
+  <w:style w:type="paragraph" w:styleId="28">
     <w:name w:val="Quote"/>
     <w:basedOn w:val="1"/>
     <w:next w:val="1"/>
-    <w:link w:val="28"/>
+    <w:link w:val="29"/>
     <w:qFormat/>
     <w:uiPriority w:val="29"/>
     <w:pPr>
@@ -2333,10 +2526,10 @@
       </w14:textFill>
     </w:rPr>
   </w:style>
-  <w:style w:type="character" w:customStyle="1" w:styleId="28">
+  <w:style w:type="character" w:customStyle="1" w:styleId="29">
     <w:name w:val="Quote Char"/>
     <w:basedOn w:val="11"/>
-    <w:link w:val="27"/>
+    <w:link w:val="28"/>
     <w:qFormat/>
     <w:uiPriority w:val="29"/>
     <w:rPr>
@@ -2353,7 +2546,7 @@
       </w14:textFill>
     </w:rPr>
   </w:style>
-  <w:style w:type="paragraph" w:styleId="29">
+  <w:style w:type="paragraph" w:styleId="30">
     <w:name w:val="List Paragraph"/>
     <w:basedOn w:val="1"/>
     <w:qFormat/>
@@ -2363,7 +2556,7 @@
       <w:contextualSpacing/>
     </w:pPr>
   </w:style>
-  <w:style w:type="character" w:customStyle="1" w:styleId="30">
+  <w:style w:type="character" w:customStyle="1" w:styleId="31">
     <w:name w:val="Intense Emphasis"/>
     <w:basedOn w:val="11"/>
     <w:qFormat/>
@@ -2374,11 +2567,11 @@
       <w:color w:val="2F5597" w:themeColor="accent1" w:themeShade="BF"/>
     </w:rPr>
   </w:style>
-  <w:style w:type="paragraph" w:styleId="31">
+  <w:style w:type="paragraph" w:styleId="32">
     <w:name w:val="Intense Quote"/>
     <w:basedOn w:val="1"/>
     <w:next w:val="1"/>
-    <w:link w:val="32"/>
+    <w:link w:val="33"/>
     <w:qFormat/>
     <w:uiPriority w:val="30"/>
     <w:pPr>
@@ -2396,10 +2589,10 @@
       <w:color w:val="2F5597" w:themeColor="accent1" w:themeShade="BF"/>
     </w:rPr>
   </w:style>
-  <w:style w:type="character" w:customStyle="1" w:styleId="32">
+  <w:style w:type="character" w:customStyle="1" w:styleId="33">
     <w:name w:val="Intense Quote Char"/>
     <w:basedOn w:val="11"/>
-    <w:link w:val="31"/>
+    <w:link w:val="32"/>
     <w:qFormat/>
     <w:uiPriority w:val="30"/>
     <w:rPr>
@@ -2408,7 +2601,7 @@
       <w:color w:val="2F5597" w:themeColor="accent1" w:themeShade="BF"/>
     </w:rPr>
   </w:style>
-  <w:style w:type="character" w:customStyle="1" w:styleId="33">
+  <w:style w:type="character" w:customStyle="1" w:styleId="34">
     <w:name w:val="Intense Reference"/>
     <w:basedOn w:val="11"/>
     <w:qFormat/>
